--- a/docs/Course/GE2021/03_Lecture_Note/LectureNote_Chad/PPT/chapter7/chapter7_note.docx
+++ b/docs/Course/GE2021/03_Lecture_Note/LectureNote_Chad/PPT/chapter7/chapter7_note.docx
@@ -15,7 +15,7 @@
         <w:pStyle w:val="Subtitle"/>
       </w:pPr>
       <w:r>
-        <w:t xml:space="preserve">GE2021 Research Technology, Spring 2025</w:t>
+        <w:t xml:space="preserve">GE2021 Research Technology, Fall 2026</w:t>
       </w:r>
     </w:p>
     <w:p>
@@ -31,7 +31,7 @@
         <w:pStyle w:val="Date"/>
       </w:pPr>
       <w:r>
-        <w:t xml:space="preserve">Tue, 27 May 2025</w:t>
+        <w:t xml:space="preserve">Tue, 15 September 2026</w:t>
       </w:r>
     </w:p>
     <w:bookmarkStart w:id="23" w:name="learning-objectives"/>
@@ -1637,13 +1637,125 @@
       </w:r>
     </w:p>
     <w:bookmarkEnd w:id="31"/>
-    <w:bookmarkStart w:id="32" w:name="class-activities"/>
+    <w:bookmarkStart w:id="35" w:name="chapter-infographic"/>
     <w:p>
       <w:pPr>
         <w:pStyle w:val="Heading1"/>
       </w:pPr>
       <w:r>
-        <w:t xml:space="preserve">Class Activities:</w:t>
+        <w:t xml:space="preserve">Chapter Infographic</w:t>
+      </w:r>
+    </w:p>
+    <w:p>
+      <w:pPr>
+        <w:pStyle w:val="FirstParagraph"/>
+      </w:pPr>
+      <w:r>
+        <w:drawing>
+          <wp:inline>
+            <wp:extent cx="5334000" cy="2977116"/>
+            <wp:effectExtent b="0" l="0" r="0" t="0"/>
+            <wp:docPr descr="" title="" id="33" name="Picture"/>
+            <a:graphic>
+              <a:graphicData uri="http://schemas.openxmlformats.org/drawingml/2006/picture">
+                <pic:pic>
+                  <pic:nvPicPr>
+                    <pic:cNvPr descr="resource/thumbnail.png" id="34" name="Picture"/>
+                    <pic:cNvPicPr>
+                      <a:picLocks noChangeArrowheads="1" noChangeAspect="1"/>
+                    </pic:cNvPicPr>
+                  </pic:nvPicPr>
+                  <pic:blipFill>
+                    <a:blip r:embed="rId32"/>
+                    <a:stretch>
+                      <a:fillRect/>
+                    </a:stretch>
+                  </pic:blipFill>
+                  <pic:spPr bwMode="auto">
+                    <a:xfrm>
+                      <a:off x="0" y="0"/>
+                      <a:ext cx="5334000" cy="2977116"/>
+                    </a:xfrm>
+                    <a:prstGeom prst="rect">
+                      <a:avLst/>
+                    </a:prstGeom>
+                    <a:noFill/>
+                    <a:ln w="9525">
+                      <a:noFill/>
+                      <a:headEnd/>
+                      <a:tailEnd/>
+                    </a:ln>
+                  </pic:spPr>
+                </pic:pic>
+              </a:graphicData>
+            </a:graphic>
+          </wp:inline>
+        </w:drawing>
+      </w:r>
+    </w:p>
+    <w:p>
+      <w:pPr>
+        <w:pStyle w:val="BlockText"/>
+      </w:pPr>
+      <w:r>
+        <w:t xml:space="preserve">NotebookLM 생성 요약 인포그래픽. 해설 영상·팟캐스트는</w:t>
+      </w:r>
+      <w:r>
+        <w:t xml:space="preserve"> </w:t>
+      </w:r>
+      <w:r>
+        <w:rPr>
+          <w:rStyle w:val="VerbatimChar"/>
+        </w:rPr>
+        <w:t xml:space="preserve">resource/</w:t>
+      </w:r>
+      <w:r>
+        <w:t xml:space="preserve"> </w:t>
+      </w:r>
+      <w:r>
+        <w:t xml:space="preserve">참조.</w:t>
+      </w:r>
+    </w:p>
+    <w:bookmarkEnd w:id="35"/>
+    <w:bookmarkStart w:id="52" w:name="quiz"/>
+    <w:p>
+      <w:pPr>
+        <w:pStyle w:val="Heading1"/>
+      </w:pPr>
+      <w:r>
+        <w:t xml:space="preserve">Quiz</w:t>
+      </w:r>
+    </w:p>
+    <w:p>
+      <w:pPr>
+        <w:pStyle w:val="BlockText"/>
+      </w:pPr>
+      <w:r>
+        <w:t xml:space="preserve">출처:</w:t>
+      </w:r>
+      <w:r>
+        <w:t xml:space="preserve"> </w:t>
+      </w:r>
+      <w:r>
+        <w:rPr>
+          <w:rStyle w:val="VerbatimChar"/>
+        </w:rPr>
+        <w:t xml:space="preserve">02_Assets/assessment/GE2021_TestBank.xlsx</w:t>
+      </w:r>
+      <w:r>
+        <w:t xml:space="preserve"> </w:t>
+      </w:r>
+      <w:r>
+        <w:t xml:space="preserve">(chapter=7) · 5문항</w:t>
+      </w:r>
+    </w:p>
+    <w:bookmarkStart w:id="39" w:name="Xae533c06fa39e431a9d66243b32caa49bc471e4"/>
+    <w:p>
+      <w:pPr>
+        <w:pStyle w:val="Heading3"/>
+      </w:pPr>
+      <w:r>
+        <w:t xml:space="preserve">Q1. A classic experimental design requires random assignment of participants into experimental and control groups.</w:t>
       </w:r>
     </w:p>
     <w:p>
@@ -1655,417 +1767,1105 @@
         </w:numPr>
       </w:pPr>
       <w:r>
-        <w:t xml:space="preserve">Divide students into groups of 5. Have each group develop five survey questions to assess satisfaction with your course and write them on the board. Have a large classroom discussion about each question, discussing any problems with questions and improving each question. Have the students vote on the top 10 questions to include in the final survey. Ask the students to reconvene in their groups and input the final 10 questions into www.surveymonkey.com as a practice exercise. Distribute the link from one of these surveys to the class as a whole and ask them to respond to this survey. Share the findings at the next class session.</w:t>
-      </w:r>
-    </w:p>
-    <w:p>
-      <w:r>
-        <w:pict>
-          <v:rect style="width:0;height:1.5pt" o:hralign="center" o:hrstd="t" o:hr="t"/>
-        </w:pict>
-      </w:r>
-    </w:p>
-    <w:p>
-      <w:pPr>
-        <w:pStyle w:val="Compact"/>
-        <w:numPr>
-          <w:ilvl w:val="0"/>
-          <w:numId w:val="1044"/>
-        </w:numPr>
-      </w:pPr>
-      <w:r>
-        <w:t xml:space="preserve">You are a college administrator who is interested in learning more about the mental health needs of college students on your campus. You are interested in designing a survey to distribute to students. You believe that academic and social stress is responsible for poor mental health among college students. Brainstorm a list of constructs you would assess to implement this study. If you were creating a survey to measure these constructs, what domains would you assess?</w:t>
-      </w:r>
-    </w:p>
-    <w:p>
-      <w:r>
-        <w:pict>
-          <v:rect style="width:0;height:1.5pt" o:hralign="center" o:hrstd="t" o:hr="t"/>
-        </w:pict>
-      </w:r>
-    </w:p>
-    <w:p>
-      <w:pPr>
-        <w:pStyle w:val="Compact"/>
-        <w:numPr>
-          <w:ilvl w:val="0"/>
-          <w:numId w:val="1045"/>
-        </w:numPr>
-      </w:pPr>
-      <w:r>
-        <w:t xml:space="preserve">You work at a local evaluation institute. You are hired by a partner to create a survey to measure knowledge, attitudes, and behaviors related to mental health in a population of Asian residents in Malden, MA. Your partner is interested in your thought related to survey distribution and is specifically wondering whether your survey should be distributed via mail, administered on the telephone, administered in person, or created and delivered through a web-based platform. Discuss these various strategies for survey implementation and list as many pros and cons as you can think of each below:</w:t>
+        <w:rPr>
+          <w:b/>
+          <w:bCs/>
+        </w:rPr>
+        <w:t xml:space="preserve">A.</w:t>
+      </w:r>
+      <w:r>
+        <w:t xml:space="preserve"> </w:t>
+      </w:r>
+      <w:r>
+        <w:t xml:space="preserve">TRUE</w:t>
+      </w:r>
+    </w:p>
+    <w:p>
+      <w:pPr>
+        <w:pStyle w:val="Compact"/>
+        <w:numPr>
+          <w:ilvl w:val="0"/>
+          <w:numId w:val="1043"/>
+        </w:numPr>
+      </w:pPr>
+      <w:r>
+        <w:rPr>
+          <w:b/>
+          <w:bCs/>
+        </w:rPr>
+        <w:t xml:space="preserve">B.</w:t>
+      </w:r>
+      <w:r>
+        <w:t xml:space="preserve"> </w:t>
+      </w:r>
+      <w:r>
+        <w:t xml:space="preserve">FALSE</w:t>
       </w:r>
     </w:p>
     <w:tbl>
       <w:tblPr>
         <w:tblStyle w:val="Table"/>
-        <w:tblW w:type="auto" w:w="0"/>
-        <w:tblLook w:firstRow="1" w:lastRow="0" w:firstColumn="0" w:lastColumn="0" w:noHBand="0" w:noVBand="0" w:val="0020"/>
+        <w:tblLook w:firstRow="0" w:lastRow="0" w:firstColumn="0" w:lastColumn="0" w:noHBand="0" w:noVBand="0" w:val="0000"/>
+        <w:tblBorders>
+          <w:top w:val="single" w:sz="4" w:space="0" w:color="0758E5"/>
+          <w:left w:val="single" w:sz="24" w:space="0" w:color="0758E5"/>
+          <w:bottom w:val="single" w:sz="4" w:space="0" w:color="0758E5"/>
+          <w:right w:val="single" w:sz="4" w:space="0" w:color="0758E5"/>
+        </w:tblBorders>
+        <w:tblCellMar>
+          <w:left w:w="144" w:type="dxa"/>
+          <w:right w:w="144" w:type="dxa"/>
+        </w:tblCellMar>
+        <w:tblLook w:firstRow="0" w:lastRow="0" w:firstColumn="0" w:lastColumn="0" w:noHBand="0" w:noVBand="0" w:val="0000"/>
       </w:tblPr>
-      <w:tblGrid>
-        <w:gridCol w:w="2640"/>
-        <w:gridCol w:w="2640"/>
-        <w:gridCol w:w="2640"/>
-      </w:tblGrid>
       <w:tr>
         <w:trPr>
-          <w:tblHeader w:val="on"/>
+          <w:cantSplit/>
         </w:trPr>
         <w:tc>
-          <w:tcPr/>
+          <w:tcPr>
+            <w:shd w:color="auto" w:fill="dae6fb" w:val="clear"/>
+            <w:tcMar>
+              <w:top w:w="92" w:type="dxa"/>
+              <w:bottom w:w="92" w:type="dxa"/>
+            </w:tcMar>
+          </w:tcPr>
           <w:p>
             <w:pPr>
-              <w:pStyle w:val="Compact"/>
+              <w:pStyle w:val="FirstParagraph"/>
+            </w:pPr>
+            <w:pPr>
+              <w:spacing w:before="0" w:after="0"/>
+              <w:textAlignment w:val="center"/>
             </w:pPr>
             <w:r>
-              <w:t xml:space="preserve">Survey Method</w:t>
+              <w:drawing>
+                <wp:inline>
+                  <wp:extent cx="152400" cy="152400"/>
+                  <wp:effectExtent b="0" l="0" r="0" t="0"/>
+                  <wp:docPr descr="" title="" id="37" name="Picture"/>
+                  <a:graphic>
+                    <a:graphicData uri="http://schemas.openxmlformats.org/drawingml/2006/picture">
+                      <pic:pic>
+                        <pic:nvPicPr>
+                          <pic:cNvPr descr="/Applications/quarto/share/formats/docx/note.png" id="38" name="Picture"/>
+                          <pic:cNvPicPr>
+                            <a:picLocks noChangeArrowheads="1" noChangeAspect="1"/>
+                          </pic:cNvPicPr>
+                        </pic:nvPicPr>
+                        <pic:blipFill>
+                          <a:blip r:embed="rId36"/>
+                          <a:stretch>
+                            <a:fillRect/>
+                          </a:stretch>
+                        </pic:blipFill>
+                        <pic:spPr bwMode="auto">
+                          <a:xfrm>
+                            <a:off x="0" y="0"/>
+                            <a:ext cx="152400" cy="152400"/>
+                          </a:xfrm>
+                          <a:prstGeom prst="rect">
+                            <a:avLst/>
+                          </a:prstGeom>
+                          <a:noFill/>
+                          <a:ln w="9525">
+                            <a:noFill/>
+                            <a:headEnd/>
+                            <a:tailEnd/>
+                          </a:ln>
+                        </pic:spPr>
+                      </pic:pic>
+                    </a:graphicData>
+                  </a:graphic>
+                </wp:inline>
+              </w:drawing>
             </w:r>
-          </w:p>
-        </w:tc>
-        <w:tc>
-          <w:tcPr/>
-          <w:p>
-            <w:pPr>
-              <w:pStyle w:val="Compact"/>
-            </w:pPr>
             <w:r>
-              <w:t xml:space="preserve">Pros</w:t>
+              <w:t xml:space="preserve"> </w:t>
             </w:r>
-          </w:p>
-        </w:tc>
-        <w:tc>
-          <w:tcPr/>
-          <w:p>
-            <w:pPr>
-              <w:pStyle w:val="Compact"/>
-            </w:pPr>
             <w:r>
-              <w:t xml:space="preserve">Cons</w:t>
+              <w:t xml:space="preserve"> </w:t>
+            </w:r>
+            <w:r>
+              <w:t xml:space="preserve">정답 보기</w:t>
             </w:r>
           </w:p>
         </w:tc>
       </w:tr>
       <w:tr>
+        <w:trPr>
+          <w:cantSplit/>
+        </w:trPr>
         <w:tc>
-          <w:tcPr/>
+          <w:tcPr>
+            <w:tcMar>
+              <w:top w:w="108" w:type="dxa"/>
+              <w:bottom w:w="108" w:type="dxa"/>
+            </w:tcMar>
+          </w:tcPr>
           <w:p>
             <w:pPr>
-              <w:pStyle w:val="Compact"/>
+              <w:pStyle w:val="BodyText"/>
+            </w:pPr>
+            <w:pPr>
+              <w:spacing w:before="16"/>
             </w:pPr>
             <w:r>
-              <w:t xml:space="preserve">Mail</w:t>
+              <w:rPr>
+                <w:b/>
+                <w:bCs/>
+              </w:rPr>
+              <w:t xml:space="preserve">정답: A</w:t>
             </w:r>
           </w:p>
-        </w:tc>
-        <w:tc>
-          <w:tcPr/>
           <w:p>
             <w:pPr>
-              <w:pStyle w:val="Compact"/>
+              <w:pStyle w:val="BodyText"/>
             </w:pPr>
+            <w:pPr>
+              <w:spacing w:after="16"/>
+            </w:pPr>
+            <w:r>
+              <w:t xml:space="preserve">Random assignment of participants into experimental and control groups is a basic requirement of classic experimental design.</w:t>
+            </w:r>
           </w:p>
+          <w:p/>
         </w:tc>
+      </w:tr>
+    </w:tbl>
+    <w:bookmarkEnd w:id="39"/>
+    <w:bookmarkStart w:id="42" w:name="X65ed45b2f55d54eadfd41795ad688f6170909cc"/>
+    <w:p>
+      <w:pPr>
+        <w:pStyle w:val="Heading3"/>
+      </w:pPr>
+      <w:r>
+        <w:t xml:space="preserve">Q2. Which of the following is NOT one of the three basic requirements of experimental research listed in Chapter 7?</w:t>
+      </w:r>
+    </w:p>
+    <w:p>
+      <w:pPr>
+        <w:pStyle w:val="Compact"/>
+        <w:numPr>
+          <w:ilvl w:val="0"/>
+          <w:numId w:val="1044"/>
+        </w:numPr>
+      </w:pPr>
+      <w:r>
+        <w:rPr>
+          <w:b/>
+          <w:bCs/>
+        </w:rPr>
+        <w:t xml:space="preserve">A.</w:t>
+      </w:r>
+      <w:r>
+        <w:t xml:space="preserve"> </w:t>
+      </w:r>
+      <w:r>
+        <w:t xml:space="preserve">Randomly assign participants to control and experimental groups</w:t>
+      </w:r>
+    </w:p>
+    <w:p>
+      <w:pPr>
+        <w:pStyle w:val="Compact"/>
+        <w:numPr>
+          <w:ilvl w:val="0"/>
+          <w:numId w:val="1044"/>
+        </w:numPr>
+      </w:pPr>
+      <w:r>
+        <w:rPr>
+          <w:b/>
+          <w:bCs/>
+        </w:rPr>
+        <w:t xml:space="preserve">B.</w:t>
+      </w:r>
+      <w:r>
+        <w:t xml:space="preserve"> </w:t>
+      </w:r>
+      <w:r>
+        <w:t xml:space="preserve">Conduct a pretest and a posttest to measure expected change</w:t>
+      </w:r>
+    </w:p>
+    <w:p>
+      <w:pPr>
+        <w:pStyle w:val="Compact"/>
+        <w:numPr>
+          <w:ilvl w:val="0"/>
+          <w:numId w:val="1044"/>
+        </w:numPr>
+      </w:pPr>
+      <w:r>
+        <w:rPr>
+          <w:b/>
+          <w:bCs/>
+        </w:rPr>
+        <w:t xml:space="preserve">C.</w:t>
+      </w:r>
+      <w:r>
+        <w:t xml:space="preserve"> </w:t>
+      </w:r>
+      <w:r>
+        <w:t xml:space="preserve">Protect findings from other external explanations</w:t>
+      </w:r>
+    </w:p>
+    <w:p>
+      <w:pPr>
+        <w:pStyle w:val="Compact"/>
+        <w:numPr>
+          <w:ilvl w:val="0"/>
+          <w:numId w:val="1044"/>
+        </w:numPr>
+      </w:pPr>
+      <w:r>
+        <w:rPr>
+          <w:b/>
+          <w:bCs/>
+        </w:rPr>
+        <w:t xml:space="preserve">D.</w:t>
+      </w:r>
+      <w:r>
+        <w:t xml:space="preserve"> </w:t>
+      </w:r>
+      <w:r>
+        <w:t xml:space="preserve">Use a non-probability convenience sample only</w:t>
+      </w:r>
+    </w:p>
+    <w:tbl>
+      <w:tblPr>
+        <w:tblStyle w:val="Table"/>
+        <w:tblLook w:firstRow="0" w:lastRow="0" w:firstColumn="0" w:lastColumn="0" w:noHBand="0" w:noVBand="0" w:val="0000"/>
+        <w:tblBorders>
+          <w:top w:val="single" w:sz="4" w:space="0" w:color="0758E5"/>
+          <w:left w:val="single" w:sz="24" w:space="0" w:color="0758E5"/>
+          <w:bottom w:val="single" w:sz="4" w:space="0" w:color="0758E5"/>
+          <w:right w:val="single" w:sz="4" w:space="0" w:color="0758E5"/>
+        </w:tblBorders>
+        <w:tblCellMar>
+          <w:left w:w="144" w:type="dxa"/>
+          <w:right w:w="144" w:type="dxa"/>
+        </w:tblCellMar>
+        <w:tblLook w:firstRow="0" w:lastRow="0" w:firstColumn="0" w:lastColumn="0" w:noHBand="0" w:noVBand="0" w:val="0000"/>
+      </w:tblPr>
+      <w:tr>
+        <w:trPr>
+          <w:cantSplit/>
+        </w:trPr>
         <w:tc>
-          <w:tcPr/>
+          <w:tcPr>
+            <w:shd w:color="auto" w:fill="dae6fb" w:val="clear"/>
+            <w:tcMar>
+              <w:top w:w="92" w:type="dxa"/>
+              <w:bottom w:w="92" w:type="dxa"/>
+            </w:tcMar>
+          </w:tcPr>
           <w:p>
             <w:pPr>
-              <w:pStyle w:val="Compact"/>
+              <w:pStyle w:val="FirstParagraph"/>
             </w:pPr>
+            <w:pPr>
+              <w:spacing w:before="0" w:after="0"/>
+              <w:textAlignment w:val="center"/>
+            </w:pPr>
+            <w:r>
+              <w:drawing>
+                <wp:inline>
+                  <wp:extent cx="152400" cy="152400"/>
+                  <wp:effectExtent b="0" l="0" r="0" t="0"/>
+                  <wp:docPr descr="" title="" id="40" name="Picture"/>
+                  <a:graphic>
+                    <a:graphicData uri="http://schemas.openxmlformats.org/drawingml/2006/picture">
+                      <pic:pic>
+                        <pic:nvPicPr>
+                          <pic:cNvPr descr="/Applications/quarto/share/formats/docx/note.png" id="41" name="Picture"/>
+                          <pic:cNvPicPr>
+                            <a:picLocks noChangeArrowheads="1" noChangeAspect="1"/>
+                          </pic:cNvPicPr>
+                        </pic:nvPicPr>
+                        <pic:blipFill>
+                          <a:blip r:embed="rId36"/>
+                          <a:stretch>
+                            <a:fillRect/>
+                          </a:stretch>
+                        </pic:blipFill>
+                        <pic:spPr bwMode="auto">
+                          <a:xfrm>
+                            <a:off x="0" y="0"/>
+                            <a:ext cx="152400" cy="152400"/>
+                          </a:xfrm>
+                          <a:prstGeom prst="rect">
+                            <a:avLst/>
+                          </a:prstGeom>
+                          <a:noFill/>
+                          <a:ln w="9525">
+                            <a:noFill/>
+                            <a:headEnd/>
+                            <a:tailEnd/>
+                          </a:ln>
+                        </pic:spPr>
+                      </pic:pic>
+                    </a:graphicData>
+                  </a:graphic>
+                </wp:inline>
+              </w:drawing>
+            </w:r>
+            <w:r>
+              <w:t xml:space="preserve"> </w:t>
+            </w:r>
+            <w:r>
+              <w:t xml:space="preserve"> </w:t>
+            </w:r>
+            <w:r>
+              <w:t xml:space="preserve">정답 보기</w:t>
+            </w:r>
           </w:p>
         </w:tc>
       </w:tr>
       <w:tr>
+        <w:trPr>
+          <w:cantSplit/>
+        </w:trPr>
         <w:tc>
-          <w:tcPr/>
+          <w:tcPr>
+            <w:tcMar>
+              <w:top w:w="108" w:type="dxa"/>
+              <w:bottom w:w="108" w:type="dxa"/>
+            </w:tcMar>
+          </w:tcPr>
           <w:p>
             <w:pPr>
-              <w:pStyle w:val="Compact"/>
+              <w:pStyle w:val="BodyText"/>
+            </w:pPr>
+            <w:pPr>
+              <w:spacing w:before="16"/>
             </w:pPr>
             <w:r>
-              <w:t xml:space="preserve">Telephone</w:t>
+              <w:rPr>
+                <w:b/>
+                <w:bCs/>
+              </w:rPr>
+              <w:t xml:space="preserve">정답: D</w:t>
             </w:r>
           </w:p>
-        </w:tc>
-        <w:tc>
-          <w:tcPr/>
           <w:p>
             <w:pPr>
-              <w:pStyle w:val="Compact"/>
+              <w:pStyle w:val="BodyText"/>
             </w:pPr>
+            <w:pPr>
+              <w:spacing w:after="16"/>
+            </w:pPr>
+            <w:r>
+              <w:t xml:space="preserve">The three requirements are random assignment, pretest/posttest, and protection from external explanations. Convenience-only sampling is not required.</w:t>
+            </w:r>
           </w:p>
+          <w:p/>
         </w:tc>
+      </w:tr>
+    </w:tbl>
+    <w:bookmarkEnd w:id="42"/>
+    <w:bookmarkStart w:id="45" w:name="X5b2a3e2f71deef9fcb03ae49cd58bfcb4e58d3a"/>
+    <w:p>
+      <w:pPr>
+        <w:pStyle w:val="Heading3"/>
+      </w:pPr>
+      <w:r>
+        <w:t xml:space="preserve">Q3. In an ideal experimental design, the control group is treated identically to the experimental group EXCEPT that:</w:t>
+      </w:r>
+    </w:p>
+    <w:p>
+      <w:pPr>
+        <w:pStyle w:val="Compact"/>
+        <w:numPr>
+          <w:ilvl w:val="0"/>
+          <w:numId w:val="1045"/>
+        </w:numPr>
+      </w:pPr>
+      <w:r>
+        <w:rPr>
+          <w:b/>
+          <w:bCs/>
+        </w:rPr>
+        <w:t xml:space="preserve">A.</w:t>
+      </w:r>
+      <w:r>
+        <w:t xml:space="preserve"> </w:t>
+      </w:r>
+      <w:r>
+        <w:t xml:space="preserve">It is given a different pretest</w:t>
+      </w:r>
+    </w:p>
+    <w:p>
+      <w:pPr>
+        <w:pStyle w:val="Compact"/>
+        <w:numPr>
+          <w:ilvl w:val="0"/>
+          <w:numId w:val="1045"/>
+        </w:numPr>
+      </w:pPr>
+      <w:r>
+        <w:rPr>
+          <w:b/>
+          <w:bCs/>
+        </w:rPr>
+        <w:t xml:space="preserve">B.</w:t>
+      </w:r>
+      <w:r>
+        <w:t xml:space="preserve"> </w:t>
+      </w:r>
+      <w:r>
+        <w:t xml:space="preserve">It is not exposed to the variable being manipulated</w:t>
+      </w:r>
+    </w:p>
+    <w:p>
+      <w:pPr>
+        <w:pStyle w:val="Compact"/>
+        <w:numPr>
+          <w:ilvl w:val="0"/>
+          <w:numId w:val="1045"/>
+        </w:numPr>
+      </w:pPr>
+      <w:r>
+        <w:rPr>
+          <w:b/>
+          <w:bCs/>
+        </w:rPr>
+        <w:t xml:space="preserve">C.</w:t>
+      </w:r>
+      <w:r>
+        <w:t xml:space="preserve"> </w:t>
+      </w:r>
+      <w:r>
+        <w:t xml:space="preserve">It uses different demographic criteria</w:t>
+      </w:r>
+    </w:p>
+    <w:p>
+      <w:pPr>
+        <w:pStyle w:val="Compact"/>
+        <w:numPr>
+          <w:ilvl w:val="0"/>
+          <w:numId w:val="1045"/>
+        </w:numPr>
+      </w:pPr>
+      <w:r>
+        <w:rPr>
+          <w:b/>
+          <w:bCs/>
+        </w:rPr>
+        <w:t xml:space="preserve">D.</w:t>
+      </w:r>
+      <w:r>
+        <w:t xml:space="preserve"> </w:t>
+      </w:r>
+      <w:r>
+        <w:t xml:space="preserve">It receives a different posttest</w:t>
+      </w:r>
+    </w:p>
+    <w:tbl>
+      <w:tblPr>
+        <w:tblStyle w:val="Table"/>
+        <w:tblLook w:firstRow="0" w:lastRow="0" w:firstColumn="0" w:lastColumn="0" w:noHBand="0" w:noVBand="0" w:val="0000"/>
+        <w:tblBorders>
+          <w:top w:val="single" w:sz="4" w:space="0" w:color="0758E5"/>
+          <w:left w:val="single" w:sz="24" w:space="0" w:color="0758E5"/>
+          <w:bottom w:val="single" w:sz="4" w:space="0" w:color="0758E5"/>
+          <w:right w:val="single" w:sz="4" w:space="0" w:color="0758E5"/>
+        </w:tblBorders>
+        <w:tblCellMar>
+          <w:left w:w="144" w:type="dxa"/>
+          <w:right w:w="144" w:type="dxa"/>
+        </w:tblCellMar>
+        <w:tblLook w:firstRow="0" w:lastRow="0" w:firstColumn="0" w:lastColumn="0" w:noHBand="0" w:noVBand="0" w:val="0000"/>
+      </w:tblPr>
+      <w:tr>
+        <w:trPr>
+          <w:cantSplit/>
+        </w:trPr>
         <w:tc>
-          <w:tcPr/>
+          <w:tcPr>
+            <w:shd w:color="auto" w:fill="dae6fb" w:val="clear"/>
+            <w:tcMar>
+              <w:top w:w="92" w:type="dxa"/>
+              <w:bottom w:w="92" w:type="dxa"/>
+            </w:tcMar>
+          </w:tcPr>
           <w:p>
             <w:pPr>
-              <w:pStyle w:val="Compact"/>
+              <w:pStyle w:val="FirstParagraph"/>
             </w:pPr>
+            <w:pPr>
+              <w:spacing w:before="0" w:after="0"/>
+              <w:textAlignment w:val="center"/>
+            </w:pPr>
+            <w:r>
+              <w:drawing>
+                <wp:inline>
+                  <wp:extent cx="152400" cy="152400"/>
+                  <wp:effectExtent b="0" l="0" r="0" t="0"/>
+                  <wp:docPr descr="" title="" id="43" name="Picture"/>
+                  <a:graphic>
+                    <a:graphicData uri="http://schemas.openxmlformats.org/drawingml/2006/picture">
+                      <pic:pic>
+                        <pic:nvPicPr>
+                          <pic:cNvPr descr="/Applications/quarto/share/formats/docx/note.png" id="44" name="Picture"/>
+                          <pic:cNvPicPr>
+                            <a:picLocks noChangeArrowheads="1" noChangeAspect="1"/>
+                          </pic:cNvPicPr>
+                        </pic:nvPicPr>
+                        <pic:blipFill>
+                          <a:blip r:embed="rId36"/>
+                          <a:stretch>
+                            <a:fillRect/>
+                          </a:stretch>
+                        </pic:blipFill>
+                        <pic:spPr bwMode="auto">
+                          <a:xfrm>
+                            <a:off x="0" y="0"/>
+                            <a:ext cx="152400" cy="152400"/>
+                          </a:xfrm>
+                          <a:prstGeom prst="rect">
+                            <a:avLst/>
+                          </a:prstGeom>
+                          <a:noFill/>
+                          <a:ln w="9525">
+                            <a:noFill/>
+                            <a:headEnd/>
+                            <a:tailEnd/>
+                          </a:ln>
+                        </pic:spPr>
+                      </pic:pic>
+                    </a:graphicData>
+                  </a:graphic>
+                </wp:inline>
+              </w:drawing>
+            </w:r>
+            <w:r>
+              <w:t xml:space="preserve"> </w:t>
+            </w:r>
+            <w:r>
+              <w:t xml:space="preserve"> </w:t>
+            </w:r>
+            <w:r>
+              <w:t xml:space="preserve">정답 보기</w:t>
+            </w:r>
           </w:p>
         </w:tc>
       </w:tr>
       <w:tr>
+        <w:trPr>
+          <w:cantSplit/>
+        </w:trPr>
         <w:tc>
-          <w:tcPr/>
+          <w:tcPr>
+            <w:tcMar>
+              <w:top w:w="108" w:type="dxa"/>
+              <w:bottom w:w="108" w:type="dxa"/>
+            </w:tcMar>
+          </w:tcPr>
           <w:p>
             <w:pPr>
-              <w:pStyle w:val="Compact"/>
+              <w:pStyle w:val="BodyText"/>
+            </w:pPr>
+            <w:pPr>
+              <w:spacing w:before="16"/>
             </w:pPr>
             <w:r>
-              <w:t xml:space="preserve">In person</w:t>
+              <w:rPr>
+                <w:b/>
+                <w:bCs/>
+              </w:rPr>
+              <w:t xml:space="preserve">정답: B</w:t>
             </w:r>
           </w:p>
-        </w:tc>
-        <w:tc>
-          <w:tcPr/>
           <w:p>
             <w:pPr>
-              <w:pStyle w:val="Compact"/>
+              <w:pStyle w:val="BodyText"/>
             </w:pPr>
+            <w:pPr>
+              <w:spacing w:after="16"/>
+            </w:pPr>
+            <w:r>
+              <w:t xml:space="preserve">Control groups are kept under identical conditions but are not exposed to the manipulation/variable of interest.</w:t>
+            </w:r>
           </w:p>
+          <w:p/>
         </w:tc>
+      </w:tr>
+    </w:tbl>
+    <w:bookmarkEnd w:id="45"/>
+    <w:bookmarkStart w:id="48" w:name="X3c7ccfb4ff287d02db5e76aaa08721e09126ad1"/>
+    <w:p>
+      <w:pPr>
+        <w:pStyle w:val="Heading3"/>
+      </w:pPr>
+      <w:r>
+        <w:t xml:space="preserve">Q4. Quasi-experimental research is typically chosen when:</w:t>
+      </w:r>
+    </w:p>
+    <w:p>
+      <w:pPr>
+        <w:pStyle w:val="Compact"/>
+        <w:numPr>
+          <w:ilvl w:val="0"/>
+          <w:numId w:val="1046"/>
+        </w:numPr>
+      </w:pPr>
+      <w:r>
+        <w:rPr>
+          <w:b/>
+          <w:bCs/>
+        </w:rPr>
+        <w:t xml:space="preserve">A.</w:t>
+      </w:r>
+      <w:r>
+        <w:t xml:space="preserve"> </w:t>
+      </w:r>
+      <w:r>
+        <w:t xml:space="preserve">Random assignment is impossible or when pretest data or equivalent groups are unavailable</w:t>
+      </w:r>
+    </w:p>
+    <w:p>
+      <w:pPr>
+        <w:pStyle w:val="Compact"/>
+        <w:numPr>
+          <w:ilvl w:val="0"/>
+          <w:numId w:val="1046"/>
+        </w:numPr>
+      </w:pPr>
+      <w:r>
+        <w:rPr>
+          <w:b/>
+          <w:bCs/>
+        </w:rPr>
+        <w:t xml:space="preserve">B.</w:t>
+      </w:r>
+      <w:r>
+        <w:t xml:space="preserve"> </w:t>
+      </w:r>
+      <w:r>
+        <w:t xml:space="preserve">The study has unlimited time and budget</w:t>
+      </w:r>
+    </w:p>
+    <w:p>
+      <w:pPr>
+        <w:pStyle w:val="Compact"/>
+        <w:numPr>
+          <w:ilvl w:val="0"/>
+          <w:numId w:val="1046"/>
+        </w:numPr>
+      </w:pPr>
+      <w:r>
+        <w:rPr>
+          <w:b/>
+          <w:bCs/>
+        </w:rPr>
+        <w:t xml:space="preserve">C.</w:t>
+      </w:r>
+      <w:r>
+        <w:t xml:space="preserve"> </w:t>
+      </w:r>
+      <w:r>
+        <w:t xml:space="preserve">Researchers want to avoid using any participants</w:t>
+      </w:r>
+    </w:p>
+    <w:p>
+      <w:pPr>
+        <w:pStyle w:val="Compact"/>
+        <w:numPr>
+          <w:ilvl w:val="0"/>
+          <w:numId w:val="1046"/>
+        </w:numPr>
+      </w:pPr>
+      <w:r>
+        <w:rPr>
+          <w:b/>
+          <w:bCs/>
+        </w:rPr>
+        <w:t xml:space="preserve">D.</w:t>
+      </w:r>
+      <w:r>
+        <w:t xml:space="preserve"> </w:t>
+      </w:r>
+      <w:r>
+        <w:t xml:space="preserve">A standardized questionnaire is being used</w:t>
+      </w:r>
+    </w:p>
+    <w:tbl>
+      <w:tblPr>
+        <w:tblStyle w:val="Table"/>
+        <w:tblLook w:firstRow="0" w:lastRow="0" w:firstColumn="0" w:lastColumn="0" w:noHBand="0" w:noVBand="0" w:val="0000"/>
+        <w:tblBorders>
+          <w:top w:val="single" w:sz="4" w:space="0" w:color="0758E5"/>
+          <w:left w:val="single" w:sz="24" w:space="0" w:color="0758E5"/>
+          <w:bottom w:val="single" w:sz="4" w:space="0" w:color="0758E5"/>
+          <w:right w:val="single" w:sz="4" w:space="0" w:color="0758E5"/>
+        </w:tblBorders>
+        <w:tblCellMar>
+          <w:left w:w="144" w:type="dxa"/>
+          <w:right w:w="144" w:type="dxa"/>
+        </w:tblCellMar>
+        <w:tblLook w:firstRow="0" w:lastRow="0" w:firstColumn="0" w:lastColumn="0" w:noHBand="0" w:noVBand="0" w:val="0000"/>
+      </w:tblPr>
+      <w:tr>
+        <w:trPr>
+          <w:cantSplit/>
+        </w:trPr>
         <w:tc>
-          <w:tcPr/>
+          <w:tcPr>
+            <w:shd w:color="auto" w:fill="dae6fb" w:val="clear"/>
+            <w:tcMar>
+              <w:top w:w="92" w:type="dxa"/>
+              <w:bottom w:w="92" w:type="dxa"/>
+            </w:tcMar>
+          </w:tcPr>
           <w:p>
             <w:pPr>
-              <w:pStyle w:val="Compact"/>
+              <w:pStyle w:val="FirstParagraph"/>
             </w:pPr>
+            <w:pPr>
+              <w:spacing w:before="0" w:after="0"/>
+              <w:textAlignment w:val="center"/>
+            </w:pPr>
+            <w:r>
+              <w:drawing>
+                <wp:inline>
+                  <wp:extent cx="152400" cy="152400"/>
+                  <wp:effectExtent b="0" l="0" r="0" t="0"/>
+                  <wp:docPr descr="" title="" id="46" name="Picture"/>
+                  <a:graphic>
+                    <a:graphicData uri="http://schemas.openxmlformats.org/drawingml/2006/picture">
+                      <pic:pic>
+                        <pic:nvPicPr>
+                          <pic:cNvPr descr="/Applications/quarto/share/formats/docx/note.png" id="47" name="Picture"/>
+                          <pic:cNvPicPr>
+                            <a:picLocks noChangeArrowheads="1" noChangeAspect="1"/>
+                          </pic:cNvPicPr>
+                        </pic:nvPicPr>
+                        <pic:blipFill>
+                          <a:blip r:embed="rId36"/>
+                          <a:stretch>
+                            <a:fillRect/>
+                          </a:stretch>
+                        </pic:blipFill>
+                        <pic:spPr bwMode="auto">
+                          <a:xfrm>
+                            <a:off x="0" y="0"/>
+                            <a:ext cx="152400" cy="152400"/>
+                          </a:xfrm>
+                          <a:prstGeom prst="rect">
+                            <a:avLst/>
+                          </a:prstGeom>
+                          <a:noFill/>
+                          <a:ln w="9525">
+                            <a:noFill/>
+                            <a:headEnd/>
+                            <a:tailEnd/>
+                          </a:ln>
+                        </pic:spPr>
+                      </pic:pic>
+                    </a:graphicData>
+                  </a:graphic>
+                </wp:inline>
+              </w:drawing>
+            </w:r>
+            <w:r>
+              <w:t xml:space="preserve"> </w:t>
+            </w:r>
+            <w:r>
+              <w:t xml:space="preserve"> </w:t>
+            </w:r>
+            <w:r>
+              <w:t xml:space="preserve">정답 보기</w:t>
+            </w:r>
           </w:p>
         </w:tc>
       </w:tr>
       <w:tr>
+        <w:trPr>
+          <w:cantSplit/>
+        </w:trPr>
         <w:tc>
-          <w:tcPr/>
+          <w:tcPr>
+            <w:tcMar>
+              <w:top w:w="108" w:type="dxa"/>
+              <w:bottom w:w="108" w:type="dxa"/>
+            </w:tcMar>
+          </w:tcPr>
           <w:p>
             <w:pPr>
-              <w:pStyle w:val="Compact"/>
+              <w:pStyle w:val="BodyText"/>
+            </w:pPr>
+            <w:pPr>
+              <w:spacing w:before="16"/>
             </w:pPr>
             <w:r>
-              <w:t xml:space="preserve">Web-based platform</w:t>
+              <w:rPr>
+                <w:b/>
+                <w:bCs/>
+              </w:rPr>
+              <w:t xml:space="preserve">정답: A</w:t>
+            </w:r>
+          </w:p>
+          <w:p>
+            <w:pPr>
+              <w:pStyle w:val="BodyText"/>
+            </w:pPr>
+            <w:pPr>
+              <w:spacing w:after="16"/>
+            </w:pPr>
+            <w:r>
+              <w:t xml:space="preserve">Quasi-experimental designs are used when classic experimental conditions (e.g., randomization, pretests, equivalent groups) cannot be met.</w:t>
+            </w:r>
+          </w:p>
+          <w:p/>
+        </w:tc>
+      </w:tr>
+    </w:tbl>
+    <w:bookmarkEnd w:id="48"/>
+    <w:bookmarkStart w:id="51" w:name="X720ab701e2186661a287a04aa502127655be6fd"/>
+    <w:p>
+      <w:pPr>
+        <w:pStyle w:val="Heading3"/>
+      </w:pPr>
+      <w:r>
+        <w:t xml:space="preserve">Q5. A study compares students who play a poverty-simulation game with students who watch a romantic movie. The romantic-movie group serves as the:</w:t>
+      </w:r>
+    </w:p>
+    <w:p>
+      <w:pPr>
+        <w:pStyle w:val="Compact"/>
+        <w:numPr>
+          <w:ilvl w:val="0"/>
+          <w:numId w:val="1047"/>
+        </w:numPr>
+      </w:pPr>
+      <w:r>
+        <w:rPr>
+          <w:b/>
+          <w:bCs/>
+        </w:rPr>
+        <w:t xml:space="preserve">A.</w:t>
+      </w:r>
+      <w:r>
+        <w:t xml:space="preserve"> </w:t>
+      </w:r>
+      <w:r>
+        <w:t xml:space="preserve">Experimental group</w:t>
+      </w:r>
+    </w:p>
+    <w:p>
+      <w:pPr>
+        <w:pStyle w:val="Compact"/>
+        <w:numPr>
+          <w:ilvl w:val="0"/>
+          <w:numId w:val="1047"/>
+        </w:numPr>
+      </w:pPr>
+      <w:r>
+        <w:rPr>
+          <w:b/>
+          <w:bCs/>
+        </w:rPr>
+        <w:t xml:space="preserve">B.</w:t>
+      </w:r>
+      <w:r>
+        <w:t xml:space="preserve"> </w:t>
+      </w:r>
+      <w:r>
+        <w:t xml:space="preserve">Pilot sample</w:t>
+      </w:r>
+    </w:p>
+    <w:p>
+      <w:pPr>
+        <w:pStyle w:val="Compact"/>
+        <w:numPr>
+          <w:ilvl w:val="0"/>
+          <w:numId w:val="1047"/>
+        </w:numPr>
+      </w:pPr>
+      <w:r>
+        <w:rPr>
+          <w:b/>
+          <w:bCs/>
+        </w:rPr>
+        <w:t xml:space="preserve">C.</w:t>
+      </w:r>
+      <w:r>
+        <w:t xml:space="preserve"> </w:t>
+      </w:r>
+      <w:r>
+        <w:t xml:space="preserve">Control group</w:t>
+      </w:r>
+    </w:p>
+    <w:p>
+      <w:pPr>
+        <w:pStyle w:val="Compact"/>
+        <w:numPr>
+          <w:ilvl w:val="0"/>
+          <w:numId w:val="1047"/>
+        </w:numPr>
+      </w:pPr>
+      <w:r>
+        <w:rPr>
+          <w:b/>
+          <w:bCs/>
+        </w:rPr>
+        <w:t xml:space="preserve">D.</w:t>
+      </w:r>
+      <w:r>
+        <w:t xml:space="preserve"> </w:t>
+      </w:r>
+      <w:r>
+        <w:t xml:space="preserve">Stratified subgroup</w:t>
+      </w:r>
+    </w:p>
+    <w:tbl>
+      <w:tblPr>
+        <w:tblStyle w:val="Table"/>
+        <w:tblLook w:firstRow="0" w:lastRow="0" w:firstColumn="0" w:lastColumn="0" w:noHBand="0" w:noVBand="0" w:val="0000"/>
+        <w:tblBorders>
+          <w:top w:val="single" w:sz="4" w:space="0" w:color="0758E5"/>
+          <w:left w:val="single" w:sz="24" w:space="0" w:color="0758E5"/>
+          <w:bottom w:val="single" w:sz="4" w:space="0" w:color="0758E5"/>
+          <w:right w:val="single" w:sz="4" w:space="0" w:color="0758E5"/>
+        </w:tblBorders>
+        <w:tblCellMar>
+          <w:left w:w="144" w:type="dxa"/>
+          <w:right w:w="144" w:type="dxa"/>
+        </w:tblCellMar>
+        <w:tblLook w:firstRow="0" w:lastRow="0" w:firstColumn="0" w:lastColumn="0" w:noHBand="0" w:noVBand="0" w:val="0000"/>
+      </w:tblPr>
+      <w:tr>
+        <w:trPr>
+          <w:cantSplit/>
+        </w:trPr>
+        <w:tc>
+          <w:tcPr>
+            <w:shd w:color="auto" w:fill="dae6fb" w:val="clear"/>
+            <w:tcMar>
+              <w:top w:w="92" w:type="dxa"/>
+              <w:bottom w:w="92" w:type="dxa"/>
+            </w:tcMar>
+          </w:tcPr>
+          <w:p>
+            <w:pPr>
+              <w:pStyle w:val="FirstParagraph"/>
+            </w:pPr>
+            <w:pPr>
+              <w:spacing w:before="0" w:after="0"/>
+              <w:textAlignment w:val="center"/>
+            </w:pPr>
+            <w:r>
+              <w:drawing>
+                <wp:inline>
+                  <wp:extent cx="152400" cy="152400"/>
+                  <wp:effectExtent b="0" l="0" r="0" t="0"/>
+                  <wp:docPr descr="" title="" id="49" name="Picture"/>
+                  <a:graphic>
+                    <a:graphicData uri="http://schemas.openxmlformats.org/drawingml/2006/picture">
+                      <pic:pic>
+                        <pic:nvPicPr>
+                          <pic:cNvPr descr="/Applications/quarto/share/formats/docx/note.png" id="50" name="Picture"/>
+                          <pic:cNvPicPr>
+                            <a:picLocks noChangeArrowheads="1" noChangeAspect="1"/>
+                          </pic:cNvPicPr>
+                        </pic:nvPicPr>
+                        <pic:blipFill>
+                          <a:blip r:embed="rId36"/>
+                          <a:stretch>
+                            <a:fillRect/>
+                          </a:stretch>
+                        </pic:blipFill>
+                        <pic:spPr bwMode="auto">
+                          <a:xfrm>
+                            <a:off x="0" y="0"/>
+                            <a:ext cx="152400" cy="152400"/>
+                          </a:xfrm>
+                          <a:prstGeom prst="rect">
+                            <a:avLst/>
+                          </a:prstGeom>
+                          <a:noFill/>
+                          <a:ln w="9525">
+                            <a:noFill/>
+                            <a:headEnd/>
+                            <a:tailEnd/>
+                          </a:ln>
+                        </pic:spPr>
+                      </pic:pic>
+                    </a:graphicData>
+                  </a:graphic>
+                </wp:inline>
+              </w:drawing>
+            </w:r>
+            <w:r>
+              <w:t xml:space="preserve"> </w:t>
+            </w:r>
+            <w:r>
+              <w:t xml:space="preserve"> </w:t>
+            </w:r>
+            <w:r>
+              <w:t xml:space="preserve">정답 보기</w:t>
             </w:r>
           </w:p>
         </w:tc>
+      </w:tr>
+      <w:tr>
+        <w:trPr>
+          <w:cantSplit/>
+        </w:trPr>
         <w:tc>
-          <w:tcPr/>
+          <w:tcPr>
+            <w:tcMar>
+              <w:top w:w="108" w:type="dxa"/>
+              <w:bottom w:w="108" w:type="dxa"/>
+            </w:tcMar>
+          </w:tcPr>
           <w:p>
             <w:pPr>
-              <w:pStyle w:val="Compact"/>
+              <w:pStyle w:val="BodyText"/>
             </w:pPr>
+            <w:pPr>
+              <w:spacing w:before="16"/>
+            </w:pPr>
+            <w:r>
+              <w:rPr>
+                <w:b/>
+                <w:bCs/>
+              </w:rPr>
+              <w:t xml:space="preserve">정답: C</w:t>
+            </w:r>
           </w:p>
-        </w:tc>
-        <w:tc>
-          <w:tcPr/>
           <w:p>
             <w:pPr>
-              <w:pStyle w:val="Compact"/>
+              <w:pStyle w:val="BodyText"/>
             </w:pPr>
+            <w:pPr>
+              <w:spacing w:after="16"/>
+            </w:pPr>
+            <w:r>
+              <w:t xml:space="preserve">The group that does not receive the experimental manipulation (romantic movie group) is the control group.</w:t>
+            </w:r>
           </w:p>
+          <w:p/>
         </w:tc>
       </w:tr>
     </w:tbl>
-    <w:bookmarkEnd w:id="32"/>
-    <w:bookmarkStart w:id="36" w:name="house-keeping"/>
+    <w:bookmarkEnd w:id="51"/>
+    <w:bookmarkEnd w:id="52"/>
+    <w:bookmarkStart w:id="53" w:name="reference"/>
     <w:p>
       <w:pPr>
         <w:pStyle w:val="Heading1"/>
       </w:pPr>
       <w:r>
-        <w:t xml:space="preserve">House Keeping</w:t>
-      </w:r>
-    </w:p>
-    <w:bookmarkStart w:id="33" w:name="announcement"/>
-    <w:p>
-      <w:pPr>
-        <w:pStyle w:val="Heading2"/>
-      </w:pPr>
-      <w:r>
-        <w:t xml:space="preserve">Announcement</w:t>
-      </w:r>
-    </w:p>
-    <w:bookmarkEnd w:id="33"/>
-    <w:bookmarkStart w:id="35" w:name="assignment"/>
-    <w:p>
-      <w:pPr>
-        <w:pStyle w:val="Heading2"/>
-      </w:pPr>
-      <w:r>
-        <w:t xml:space="preserve">Assignment</w:t>
-      </w:r>
-    </w:p>
-    <w:bookmarkStart w:id="34" w:name="assignment1-assignment-title"/>
-    <w:p>
-      <w:pPr>
-        <w:pStyle w:val="Heading3"/>
-      </w:pPr>
-      <w:r>
-        <w:t xml:space="preserve">Assignment1: Assignment Title</w:t>
-      </w:r>
-    </w:p>
-    <w:p>
-      <w:pPr>
-        <w:pStyle w:val="Compact"/>
-        <w:numPr>
-          <w:ilvl w:val="0"/>
-          <w:numId w:val="1046"/>
-        </w:numPr>
-      </w:pPr>
-      <w:r>
-        <w:rPr>
-          <w:b/>
-          <w:bCs/>
-        </w:rPr>
-        <w:t xml:space="preserve">What to do</w:t>
-      </w:r>
-    </w:p>
-    <w:p>
-      <w:pPr>
-        <w:pStyle w:val="Compact"/>
-        <w:numPr>
-          <w:ilvl w:val="1"/>
-          <w:numId w:val="1047"/>
-        </w:numPr>
-      </w:pPr>
-      <w:r>
-        <w:t xml:space="preserve">A</w:t>
-      </w:r>
-    </w:p>
-    <w:p>
-      <w:pPr>
-        <w:pStyle w:val="Compact"/>
-        <w:numPr>
-          <w:ilvl w:val="1"/>
-          <w:numId w:val="1047"/>
-        </w:numPr>
-      </w:pPr>
-      <w:r>
-        <w:t xml:space="preserve">B</w:t>
-      </w:r>
-    </w:p>
-    <w:p>
-      <w:pPr>
-        <w:pStyle w:val="Compact"/>
-        <w:numPr>
-          <w:ilvl w:val="0"/>
-          <w:numId w:val="1048"/>
-        </w:numPr>
-      </w:pPr>
-      <w:r>
-        <w:rPr>
-          <w:b/>
-          <w:bCs/>
-        </w:rPr>
-        <w:t xml:space="preserve">Format and Requirement</w:t>
-      </w:r>
-    </w:p>
-    <w:p>
-      <w:pPr>
-        <w:pStyle w:val="Compact"/>
-        <w:numPr>
-          <w:ilvl w:val="1"/>
-          <w:numId w:val="1049"/>
-        </w:numPr>
-      </w:pPr>
-      <w:r>
-        <w:t xml:space="preserve">PDF format, &lt; ?? pages</w:t>
-      </w:r>
-    </w:p>
-    <w:p>
-      <w:pPr>
-        <w:pStyle w:val="Compact"/>
-        <w:numPr>
-          <w:ilvl w:val="1"/>
-          <w:numId w:val="1049"/>
-        </w:numPr>
-      </w:pPr>
-      <w:r>
-        <w:t xml:space="preserve">file name should be include your student id and name</w:t>
-      </w:r>
-    </w:p>
-    <w:p>
-      <w:pPr>
-        <w:pStyle w:val="Compact"/>
-        <w:numPr>
-          <w:ilvl w:val="2"/>
-          <w:numId w:val="1050"/>
-        </w:numPr>
-      </w:pPr>
-      <w:r>
-        <w:t xml:space="preserve">stuID_name_title.pdf (e.g. 1111111_ChungilChae_SelfIntroduction.pdf)</w:t>
-      </w:r>
-    </w:p>
-    <w:p>
-      <w:pPr>
-        <w:pStyle w:val="Compact"/>
-        <w:numPr>
-          <w:ilvl w:val="1"/>
-          <w:numId w:val="1049"/>
-        </w:numPr>
-      </w:pPr>
-      <w:r>
-        <w:t xml:space="preserve">APA, Double-Space, No title page, 12 points, Reference section if necessary</w:t>
-      </w:r>
-    </w:p>
-    <w:p>
-      <w:pPr>
-        <w:pStyle w:val="Compact"/>
-        <w:numPr>
-          <w:ilvl w:val="1"/>
-          <w:numId w:val="1049"/>
-        </w:numPr>
-      </w:pPr>
-      <w:r>
-        <w:t xml:space="preserve">Chinese name in English, English name, Student ID, Class name and section (e.g. GE2021, W09; MGS3001, W01)</w:t>
-      </w:r>
-    </w:p>
-    <w:p>
-      <w:pPr>
-        <w:pStyle w:val="Compact"/>
-        <w:numPr>
-          <w:ilvl w:val="0"/>
-          <w:numId w:val="1048"/>
-        </w:numPr>
-      </w:pPr>
-      <w:r>
-        <w:t xml:space="preserve">due date</w:t>
-      </w:r>
-    </w:p>
-    <w:p>
-      <w:pPr>
-        <w:pStyle w:val="Compact"/>
-        <w:numPr>
-          <w:ilvl w:val="1"/>
-          <w:numId w:val="1051"/>
-        </w:numPr>
-      </w:pPr>
-      <w:r>
-        <w:t xml:space="preserve">by Date(DAY) 11:59PM</w:t>
-      </w:r>
-    </w:p>
-    <w:p>
-      <w:pPr>
-        <w:pStyle w:val="Compact"/>
-        <w:numPr>
-          <w:ilvl w:val="1"/>
-          <w:numId w:val="1051"/>
-        </w:numPr>
-      </w:pPr>
-      <w:r>
-        <w:t xml:space="preserve">NO LATE SUBMISSION ALLOWED!!!!</w:t>
-      </w:r>
-    </w:p>
-    <w:bookmarkEnd w:id="34"/>
-    <w:bookmarkEnd w:id="35"/>
-    <w:bookmarkEnd w:id="36"/>
-    <w:bookmarkStart w:id="37" w:name="reference"/>
-    <w:p>
-      <w:pPr>
-        <w:pStyle w:val="Heading1"/>
-      </w:pPr>
-      <w:r>
         <w:t xml:space="preserve">Reference</w:t>
       </w:r>
     </w:p>
-    <w:bookmarkEnd w:id="37"/>
-    <w:sectPr/>
+    <w:bookmarkEnd w:id="53"/>
+    <w:sectPr>
+      <w:footnotePr>
+        <w:numRestart w:val="eachSect"/>
+      </w:footnotePr>
+    </w:sectPr>
   </w:body>
 </w:document>
 </file>
@@ -2416,18 +3216,6 @@
     <w:abstractNumId w:val="991"/>
   </w:num>
   <w:num w:numId="1047">
-    <w:abstractNumId w:val="991"/>
-  </w:num>
-  <w:num w:numId="1048">
-    <w:abstractNumId w:val="991"/>
-  </w:num>
-  <w:num w:numId="1049">
-    <w:abstractNumId w:val="991"/>
-  </w:num>
-  <w:num w:numId="1050">
-    <w:abstractNumId w:val="991"/>
-  </w:num>
-  <w:num w:numId="1051">
     <w:abstractNumId w:val="991"/>
   </w:num>
 </w:numbering>
@@ -2493,8 +3281,6 @@
     </w:pPr>
     <w:rPr>
       <w:rFonts w:asciiTheme="majorHAnsi" w:cstheme="majorBidi" w:eastAsiaTheme="majorEastAsia" w:hAnsiTheme="majorHAnsi"/>
-      <w:spacing w:val="-10"/>
-      <w:kern w:val="28"/>
       <w:sz w:val="56"/>
       <w:szCs w:val="56"/>
     </w:rPr>
@@ -2507,8 +3293,6 @@
     <w:rsid w:val="00A10FD9"/>
     <w:rPr>
       <w:rFonts w:asciiTheme="majorHAnsi" w:cstheme="majorBidi" w:eastAsiaTheme="majorEastAsia" w:hAnsiTheme="majorHAnsi"/>
-      <w:spacing w:val="-10"/>
-      <w:kern w:val="28"/>
       <w:sz w:val="56"/>
       <w:szCs w:val="56"/>
     </w:rPr>
@@ -2549,23 +3333,31 @@
   </w:style>
   <w:style w:customStyle="1" w:styleId="Author" w:type="paragraph">
     <w:name w:val="Author"/>
+    <w:basedOn w:val="Title"/>
     <w:next w:val="BodyText"/>
     <w:qFormat/>
     <w:pPr>
       <w:keepNext/>
       <w:keepLines/>
-      <w:jc w:val="center"/>
     </w:pPr>
+    <w:rPr>
+      <w:sz w:val="24"/>
+      <w:szCs w:val="24"/>
+    </w:rPr>
   </w:style>
   <w:style w:styleId="Date" w:type="paragraph">
     <w:name w:val="Date"/>
+    <w:basedOn w:val="Title"/>
     <w:next w:val="BodyText"/>
     <w:qFormat/>
     <w:pPr>
       <w:keepNext/>
       <w:keepLines/>
-      <w:jc w:val="center"/>
     </w:pPr>
+    <w:rPr>
+      <w:sz w:val="24"/>
+      <w:szCs w:val="24"/>
+    </w:rPr>
   </w:style>
   <w:style w:customStyle="1" w:styleId="AbstractTitle" w:type="paragraph">
     <w:name w:val="Abstract Title"/>
